--- a/livrables/lecons/astrologie-karmique/2026-09-24_lecon-astrologie-karmique_08_retrogradations-mouvement-apparent-lecture.docx
+++ b/livrables/lecons/astrologie-karmique/2026-09-24_lecon-astrologie-karmique_08_retrogradations-mouvement-apparent-lecture.docx
@@ -483,7 +483,16 @@
           <w:sz w:val="22"/>
           <w:szCs w:val="22"/>
         </w:rPr>
-        <w:t xml:space="preserve">Martin Schulman a consacré le deuxième volume de sa série Karmic Astrology aux planètes rétrogrades et à leur lecture dans une perspective de réincarnation. Le titre complet est Retrogrades and Reincarnation (Samuel Weiser Inc., 1975 ; édition principale 1977, 204 pages, ISBN 0877283451).</w:t>
+        <w:t xml:space="preserve">Martin Schulman a consacré le deuxième volume de sa série Karmic Astrology aux planètes rétrogrades et à leur lecture dans une perspective de réincarnation. Le titre complet est Retrogrades and Reincarnation (Samuel Weiser Inc., juin 1977, 204 pages, ISBN 0877283451 / 9780877283454).</w:t>
+      </w:r>
+      <w:r>
+        <w:rPr>
+          <w:i/>
+          <w:iCs/>
+          <w:color w:val="6B7280"/>
+          <w:sz w:val="20"/>
+        </w:rPr>
+        <w:t xml:space="preserve"> [Corrigé le 02/10/2026 : la leçon livrée datait ce volume de « 1975 ; édition principale 1977 ». L'enregistrement Open Library cité donne un seul millésime — publish_date : June 1977 — et la notice AbeBooks du même ISBN donne « Samuel Weiser Inc., 1984 » pour son édition, en mentionnant 1977 ; « 1975 » compte ZÉRO occurrence sur les deux. C'est l'année de début de la SÉRIE, appliquée au mauvais volume. Les 204 pages et l'ISBN, eux, sont exacts sur les deux sources]</w:t>
       </w:r>
     </w:p>
     <w:p>
@@ -520,7 +529,16 @@
           <w:sz w:val="22"/>
           <w:szCs w:val="22"/>
         </w:rPr>
-        <w:t xml:space="preserve"> (HTTP 200, testé 24/09/2026).</w:t>
+        <w:t xml:space="preserve"> — ⚠️ relue le 02/10/2026 : cette adresse ne répond pas la plupart du temps depuis ce poste (code 000 après trois essais, six fois de suite), et quand elle répond elle rend 229 caractères de mur de vérification (« Human Verification | Open Library »). Les données citées ici viennent de l'enregistrement JSON de la même notice, openlibrary.org/books/OL8111269M.json, lisible et lu le 02/10/2026, confirmé par une notice AbeBooks liée en Ressources.</w:t>
+      </w:r>
+      <w:r>
+        <w:rPr>
+          <w:i/>
+          <w:iCs/>
+          <w:color w:val="6B7280"/>
+          <w:sz w:val="20"/>
+        </w:rPr>
+        <w:t xml:space="preserve"> [Corrigé le 02/10/2026 : la leçon livrée annonçait cette notice « HTTP 200, testé 24/09/2026 » sans dire que la page HTML est un mur de vérification de 229 caractères quand elle répond — et qu'elle ne répond pas six fois sur six. Le 200 était exact et ne prouvait rien : c'est le garde-fou 8 du parcours. Les données viennent du JSON de la même notice]</w:t>
       </w:r>
     </w:p>
     <w:p>
@@ -788,7 +806,16 @@
           <w:sz w:val="22"/>
           <w:szCs w:val="22"/>
         </w:rPr>
-        <w:t xml:space="preserve">« Retrograde motion represents an internalization of a planet's archetype. Rather than expressing its energy outwardly and spontaneously, a retrograde planet channels that energy inward, creating a more reflective and deliberate relationship with the themes it governs. »</w:t>
+        <w:t xml:space="preserve">« In astrological symbolism, retrograde motion represents an internalization of a planet's archetype. Rather than expressing its energy outwardly and spontaneously, a retrograde planet channels that energy inward, creating a more reflective and deliberate relationship with the themes it governs. »</w:t>
+      </w:r>
+      <w:r>
+        <w:rPr>
+          <w:i/>
+          <w:iCs/>
+          <w:color w:val="6B7280"/>
+          <w:sz w:val="20"/>
+        </w:rPr>
+        <w:t xml:space="preserve"> [Corrigé le 02/10/2026 : la leçon livrée donnait cette citation DEUX FOIS avec deux découpes : ici elle commençait à « Retrograde motion represents… », et au tableau de synthèse à « In astrological symbolism, retrograde motion represents… ». La page porte la seconde forme ; la première amputait le chapeau sans points de suspension. Les deux occurrences sont désormais identiques et littérales]</w:t>
       </w:r>
     </w:p>
     <w:p>
@@ -1291,7 +1318,16 @@
                 <w:sz w:val="20"/>
                 <w:szCs w:val="20"/>
               </w:rPr>
-              <w:t xml:space="preserve">Longues rétrogradations annuelles (plusieurs mois). ~40 à 50 % des natifs nés sous ces planètes rétrogrades pour une génération donnée.</w:t>
+              <w:t xml:space="preserve">Longues rétrogradations annuelles (plusieurs mois). ~40 % des natifs pour chacune des trois, d'après la table « % of Natal Charts » de Kerykeion.</w:t>
+            </w:r>
+            <w:r>
+              <w:rPr>
+                <w:i/>
+                <w:iCs/>
+                <w:color w:val="6B7280"/>
+                <w:sz w:val="20"/>
+              </w:rPr>
+              <w:t xml:space="preserve"> [Corrigé le 02/10/2026 : la leçon livrée annonçait « ~40 à 50 % ». La table de Kerykeion donne ~40 % pour Uranus, ~40 % pour Neptune et ~40 % pour Pluton : la borne haute de 50 % était ajoutée]</w:t>
             </w:r>
           </w:p>
         </w:tc>
@@ -1847,7 +1883,7 @@
           <w:sz w:val="22"/>
           <w:szCs w:val="22"/>
         </w:rPr>
-        <w:t xml:space="preserve"> (HTTP 200, testé 17/09/2026), les planètes rétrogrades sont signalées par la lettre </w:t>
+        <w:t xml:space="preserve"> (HTTP 200, relu le 02/10/2026 : page d'entrée de 4 410 caractères qui demande un profil utilisateur ; la sélection étendue est à astro.com/cgi/genchart.cgi, également derrière le profil, de sorte que l'affichage décrit ci-dessous n'a PAS été observé pendant cette exécution), les planètes rétrogrades sont signalées, dans l'usage courant de l'outil, par la lettre </w:t>
       </w:r>
       <w:r>
         <w:rPr>
@@ -1868,6 +1904,15 @@
           <w:szCs w:val="22"/>
         </w:rPr>
         <w:t xml:space="preserve"> (ou « R ») à droite du symbole de la planète dans la liste ou dans la roue. Note pour chaque planète rétrograde :</w:t>
+      </w:r>
+      <w:r>
+        <w:rPr>
+          <w:i/>
+          <w:iCs/>
+          <w:color w:val="6B7280"/>
+          <w:sz w:val="20"/>
+        </w:rPr>
+        <w:t xml:space="preserve"> [Corrigé le 02/10/2026 : deux corrections. ① La date « testé 17/09/2026 » est celle de l'exécution PRÉCÉDENTE : la même page est datée du 24/09 dans les Ressources de la même leçon. Un relevé recopié n'est pas un relevé. ② L'affichage décrit — la lettre Я à droite du symbole dans la liste ou dans la roue — est une étiquette d'interface qui n'est visible qu'après création d'un profil utilisateur : la page citée rend 4 410 caractères de navigation]</w:t>
       </w:r>
     </w:p>
     <w:p>
@@ -1974,7 +2019,16 @@
           <w:sz w:val="22"/>
           <w:szCs w:val="22"/>
         </w:rPr>
-        <w:t xml:space="preserve">Selon Kerykeion, la plupart des thèmes comportent deux ou trois planètes rétrogrades. Un thème sans rétrograde ni avec une seule planète rétrograde est statistiquement peu commun (environ 20 % des natifs n'ont aucune rétrograde personnelle). Un thème avec quatre ou plus développe, selon le corpus, une orientation plus inductive et réflexive que la moyenne.</w:t>
+        <w:t xml:space="preserve">Kerykeion ne donne aucun nombre moyen de planètes rétrogrades par thème ; sa table « % of Natal Charts » donne des fréquences planète par planète — Mercure ~20 %, Vénus ~7 %, Mars ~9 %, Jupiter ~30 %, Saturne ~36 %, Uranus, Neptune et Pluton ~40 % chacun. Ces pourcentages sont la part de thèmes qui ONT la planète rétrograde. Avec ces trois chiffres, la part de thèmes sans AUCUNE rétrograde personnelle vaut 0,80 × 0,93 × 0,91 ≈ 68 % — calcul fait ici, non donné par la page. Sur les rétrogrades multiples, la page écrit : « Three or more retrogrades suggest a person whose development unfolds substantially through inner work », et ajoute « Most charts fall somewhere in between ».</w:t>
+      </w:r>
+      <w:r>
+        <w:rPr>
+          <w:i/>
+          <w:iCs/>
+          <w:color w:val="6B7280"/>
+          <w:sz w:val="20"/>
+        </w:rPr>
+        <w:t xml:space="preserve"> [Corrigé le 02/10/2026 : TROIS chiffres étaient prêtés à Kerykeion dans la section où le lecteur compte ses propres planètes, et la page relue le 02/10/2026 (15 006 caractères, les 15 006 annoncés) ne les porte pas. ① « la plupart des thèmes comportent deux ou trois planètes rétrogrades » : « two or three » compte ZÉRO occurrence. ② « environ 20 % des natifs n'ont aucune rétrograde personnelle » : le 20 % existe, mais il dit l'INVERSE — c'est la part de thèmes qui ONT Mercure rétrograde, dans la colonne « % of Natal Charts ». Avec les chiffres de la même page, la part sans aucune rétrograde personnelle est de l'ordre de 68 %, soit un facteur plus de trois. ③ « quatre ou plus » : « four or more » compte ZÉRO ; la page écrit « Three or more ». Ce défaut était signalé dans la fiche de cette leçon depuis le 25/09/2026 et n'avait pas été corrigé]</w:t>
       </w:r>
     </w:p>
     <w:p>
@@ -2257,7 +2311,16 @@
           <w:sz w:val="22"/>
           <w:szCs w:val="22"/>
         </w:rPr>
-        <w:t xml:space="preserve"> (HTTP 200, testé 17/09/2026).</w:t>
+        <w:t xml:space="preserve"> (HTTP 200, re-testé le 02/10/2026 : 197 925 octets).</w:t>
+      </w:r>
+      <w:r>
+        <w:rPr>
+          <w:i/>
+          <w:iCs/>
+          <w:color w:val="6B7280"/>
+          <w:sz w:val="20"/>
+        </w:rPr>
+        <w:t xml:space="preserve"> [Corrigé le 02/10/2026 : la date « testé 17/09/2026 » est celle de l'exécution PRÉCÉDENTE. La règle des liens demande que chaque adresse soit éprouvée pendant CETTE exécution : trois ressources sur huit portaient une date reprise. Re-testées le 02/10/2026]</w:t>
       </w:r>
     </w:p>
     <w:p>
@@ -2607,7 +2670,7 @@
           <w:sz w:val="22"/>
           <w:szCs w:val="22"/>
         </w:rPr>
-        <w:t xml:space="preserve"> (Samuel Weiser Inc., 1975 ; édition principale 1977, 204 p., ISBN 0877283451) — notice bibliographique : </w:t>
+        <w:t xml:space="preserve"> (Samuel Weiser Inc., juin 1977, 204 p., ISBN 0877283451 / 9780877283454) — notice bibliographique : </w:t>
       </w:r>
       <w:hyperlink w:history="1" r:id="rIdxnl2h0jnjni-ml9dyvu7p">
         <w:r>
@@ -2628,7 +2691,67 @@
           <w:sz w:val="22"/>
           <w:szCs w:val="22"/>
         </w:rPr>
-        <w:t xml:space="preserve"> (HTTP 200, testé 24/09/2026). Ouvrage non consulté pendant cette exécution : aucune citation directe ni attribution de position doctrinale dans cette leçon.</w:t>
+        <w:t xml:space="preserve"> (⚠️ page HTML : ne répond pas la plupart du temps depuis ce poste, et rend 229 caractères de mur de vérification quand elle répond — relue le 02/10/2026). Ouvrage non consulté pendant cette exécution : aucune citation directe ni attribution de position doctrinale dans cette leçon.</w:t>
+      </w:r>
+      <w:r>
+        <w:rPr>
+          <w:rFonts w:ascii="Times New Roman" w:cs="Times New Roman" w:eastAsia="Times New Roman" w:hAnsi="Times New Roman"/>
+          <w:color w:val="1F2937"/>
+          <w:sz w:val="22"/>
+          <w:szCs w:val="22"/>
+        </w:rPr>
+        <w:t xml:space="preserve"> Sources de la notice, lues le 02/10/2026 : </w:t>
+      </w:r>
+      <w:hyperlink w:history="1" r:id="rIdolJson">
+        <w:r>
+          <w:rPr>
+            <w:rFonts w:ascii="Times New Roman" w:cs="Times New Roman" w:eastAsia="Times New Roman" w:hAnsi="Times New Roman"/>
+            <w:color w:val="1155CC"/>
+            <w:sz w:val="22"/>
+            <w:szCs w:val="22"/>
+            <w:u w:val="single"/>
+          </w:rPr>
+          <w:t xml:space="preserve">enregistrement JSON Open Library</w:t>
+        </w:r>
+      </w:hyperlink>
+      <w:r>
+        <w:rPr>
+          <w:rFonts w:ascii="Times New Roman" w:cs="Times New Roman" w:eastAsia="Times New Roman" w:hAnsi="Times New Roman"/>
+          <w:color w:val="1F2937"/>
+          <w:sz w:val="22"/>
+          <w:szCs w:val="22"/>
+        </w:rPr>
+        <w:t xml:space="preserve"> (title « Karmic Astrology, Vol. II », subtitle « Retrogrades and Reincarnation », publish_date « June 1977 », publishers « Samuel Weiser Inc. », number_of_pages 204, isbn_10 0877283451, isbn_13 9780877283454) et </w:t>
+      </w:r>
+      <w:hyperlink w:history="1" r:id="rIdabeSchV2">
+        <w:r>
+          <w:rPr>
+            <w:rFonts w:ascii="Times New Roman" w:cs="Times New Roman" w:eastAsia="Times New Roman" w:hAnsi="Times New Roman"/>
+            <w:color w:val="1155CC"/>
+            <w:sz w:val="22"/>
+            <w:szCs w:val="22"/>
+            <w:u w:val="single"/>
+          </w:rPr>
+          <w:t xml:space="preserve">notice AbeBooks — vol. II</w:t>
+        </w:r>
+      </w:hyperlink>
+      <w:r>
+        <w:rPr>
+          <w:rFonts w:ascii="Times New Roman" w:cs="Times New Roman" w:eastAsia="Times New Roman" w:hAnsi="Times New Roman"/>
+          <w:color w:val="1F2937"/>
+          <w:sz w:val="22"/>
+          <w:szCs w:val="22"/>
+        </w:rPr>
+        <w:t xml:space="preserve"> (HTTP 200, 10 553 caractères ; « Publisher: Samuel Weiser Inc., 1984 » pour son édition, « 1975 » n'y figure pas). La page HTML openlibrary.org/books/OL8111269M, elle, ne répond pas la plupart du temps depuis ce poste et rend 229 caractères de mur de vérification quand elle répond.</w:t>
+      </w:r>
+      <w:r>
+        <w:rPr>
+          <w:i/>
+          <w:iCs/>
+          <w:color w:val="6B7280"/>
+          <w:sz w:val="20"/>
+        </w:rPr>
+        <w:t xml:space="preserve"> [Corrigé le 02/10/2026 : même correction d'année qu'à la section 2 : « 1975 » n'est sur aucune des deux notices. Et la page HTML d'Open Library ne répond pas la plupart du temps depuis ce poste, rendant 229 caractères de mur de vérification quand elle répond : l'enregistrement JSON de la même notice et une notice AbeBooks sont ajoutés, l'un et l'autre lus le 02/10/2026]</w:t>
       </w:r>
     </w:p>
     <w:p>
@@ -2707,7 +2830,16 @@
           <w:sz w:val="22"/>
           <w:szCs w:val="22"/>
         </w:rPr>
-        <w:t xml:space="preserve"> (HTTP 200, testé 17/09/2026).</w:t>
+        <w:t xml:space="preserve"> (HTTP 200, re-testé le 02/10/2026).</w:t>
+      </w:r>
+      <w:r>
+        <w:rPr>
+          <w:i/>
+          <w:iCs/>
+          <w:color w:val="6B7280"/>
+          <w:sz w:val="20"/>
+        </w:rPr>
+        <w:t xml:space="preserve"> [Corrigé le 02/10/2026 : la date « testé 17/09/2026 » est celle de l'exécution PRÉCÉDENTE. La règle des liens demande que chaque adresse soit éprouvée pendant CETTE exécution : trois ressources sur huit portaient une date reprise. Re-testées le 02/10/2026]</w:t>
       </w:r>
     </w:p>
     <w:p>
@@ -2767,7 +2899,16 @@
           <w:sz w:val="22"/>
           <w:szCs w:val="22"/>
         </w:rPr>
-        <w:t xml:space="preserve"> (HTTP 200, texte intégral 24 pages, testé 17/09/2026).</w:t>
+        <w:t xml:space="preserve"> (HTTP 200, texte intégral 24 pages, re-testé le 02/10/2026 : 162 281 octets).</w:t>
+      </w:r>
+      <w:r>
+        <w:rPr>
+          <w:i/>
+          <w:iCs/>
+          <w:color w:val="6B7280"/>
+          <w:sz w:val="20"/>
+        </w:rPr>
+        <w:t xml:space="preserve"> [Corrigé le 02/10/2026 : la date « testé 17/09/2026 » est celle de l'exécution PRÉCÉDENTE. La règle des liens demande que chaque adresse soit éprouvée pendant CETTE exécution : trois ressources sur huit portaient une date reprise. Re-testées le 02/10/2026]</w:t>
       </w:r>
     </w:p>
     <w:p>
@@ -2826,7 +2967,47 @@
           <w:sz w:val="22"/>
           <w:szCs w:val="22"/>
         </w:rPr>
-        <w:t xml:space="preserve"> (HTTP 200, testé 24/09/2026. Thème natal avec planètes rétrogrades signalées Я.)</w:t>
+        <w:t xml:space="preserve"> (HTTP 200, relu le 02/10/2026 : page d'entrée de 4 410 caractères qui demande un profil utilisateur. La sélection étendue elle-même est à astro.com/cgi/genchart.cgi, également derrière le profil. L'affichage des rétrogrades n'est visible sur aucune des deux sans inscription.)</w:t>
+      </w:r>
+      <w:r>
+        <w:rPr>
+          <w:i/>
+          <w:iCs/>
+          <w:color w:val="6B7280"/>
+          <w:sz w:val="20"/>
+        </w:rPr>
+        <w:t xml:space="preserve"> [Corrigé le 02/10/2026 : la ressource annonçait un « thème natal avec planètes rétrogrades signalées Я » que la page ne porte pas]</w:t>
+      </w:r>
+    </w:p>
+    <w:p>
+      <w:pPr>
+        <w:pStyle w:val="ListParagraph"/>
+        <w:numPr>
+          <w:ilvl w:val="0"/>
+          <w:numId w:val="1"/>
+        </w:numPr>
+        <w:spacing w:after="40" w:before="60"/>
+      </w:pPr>
+      <w:hyperlink w:history="1" r:id="rIdastro08genchart">
+        <w:r>
+          <w:rPr>
+            <w:rFonts w:ascii="Times New Roman" w:cs="Times New Roman" w:eastAsia="Times New Roman" w:hAnsi="Times New Roman"/>
+            <w:color w:val="1155CC"/>
+            <w:sz w:val="22"/>
+            <w:szCs w:val="22"/>
+            <w:u w:val="single"/>
+          </w:rPr>
+          <w:t xml:space="preserve">Astro.com — Extended Chart Selection (page de sélection étendue)</w:t>
+        </w:r>
+      </w:hyperlink>
+      <w:r>
+        <w:rPr>
+          <w:rFonts w:ascii="Times New Roman" w:cs="Times New Roman" w:eastAsia="Times New Roman" w:hAnsi="Times New Roman"/>
+          <w:color w:val="1F2937"/>
+          <w:sz w:val="22"/>
+          <w:szCs w:val="22"/>
+        </w:rPr>
+        <w:t xml:space="preserve"> : astro.com/cgi/genchart.cgi (HTTP 200 — ouverte le 02/10/2026, 4 334 caractères. Elle affiche son titre puis demande les données de naissance et un profil utilisateur. Ajoutée le 02/10/2026 avec la correction de la section Pratique, qui citait cette adresse sans la lister.)</w:t>
       </w:r>
     </w:p>
     <w:p>
@@ -2915,6 +3096,151 @@
           <w:szCs w:val="22"/>
         </w:rPr>
         <w:t xml:space="preserve">La question du statut : un objet réel, découvert récemment, auquel le corpus a très rapidement attribué une signification symbolique majeure — cas d'école pour la distinction Régime A / Régime B.</w:t>
+      </w:r>
+    </w:p>
+    <w:p>
+      <w:pPr>
+        <w:spacing w:before="240" w:after="60"/>
+      </w:pPr>
+      <w:r>
+        <w:rPr>
+          <w:b/>
+          <w:bCs/>
+          <w:sz w:val="26"/>
+        </w:rPr>
+        <w:t xml:space="preserve">📝 Journal des corrections — 2 octobre 2026</w:t>
+      </w:r>
+    </w:p>
+    <w:p>
+      <w:pPr>
+        <w:spacing w:before="60" w:after="60"/>
+      </w:pPr>
+      <w:r>
+        <w:rPr>
+          <w:sz w:val="20"/>
+        </w:rPr>
+        <w:t xml:space="preserve">Onze corrections sur onze paragraphes, après réouverture des huit sources. Ce qui tient est confirmé au caractère : la page Kerykeion rend 15 006 caractères et 67 occurrences de « retrograde », les deux chiffres annoncés ; Astrotheme en rend 42, le chiffre annoncé, et porte littéralement « a retrograde planet in a natal chart has a more personal and introspective influence » ; « Schulman », « Spiller » et « Greene » comptent toujours zéro sur les deux pages, comme la leçon l'écrit ; les 204 pages et l'ISBN 0877283451 du volume II sont exacts sur les deux notices. Le défaut le plus lourd était signalé dans la fiche de cette leçon depuis le 25/09/2026 et n'avait pas été corrigé : un pourcentage lu à l'envers, dans la seule section où le lecteur compte ses propres planètes. La formulation d'origine est conservée ci-dessous.</w:t>
+      </w:r>
+    </w:p>
+    <w:p>
+      <w:pPr>
+        <w:spacing w:before="60" w:after="60"/>
+      </w:pPr>
+      <w:r>
+        <w:rPr>
+          <w:sz w:val="20"/>
+        </w:rPr>
+        <w:t xml:space="preserve">1. (¶106) « Selon Kerykeion, la plupart des thèmes comportent deux ou trois planètes rétrogrades. Un thème sans rétrograde ni avec une seule planète rétrograde est statistiquement peu commun (environ 20 % des natifs n'ont aucune rétrograde personnelle). Un thème avec quatre ou plus développe […] une orientation plus inductive. »</w:t>
+      </w:r>
+    </w:p>
+    <w:p>
+      <w:pPr>
+        <w:spacing w:before="60" w:after="60"/>
+      </w:pPr>
+      <w:r>
+        <w:rPr>
+          <w:sz w:val="20"/>
+        </w:rPr>
+        <w:t xml:space="preserve">2. (¶70) « ~40 à 50 % des natifs nés sous ces planètes rétrogrades pour une génération donnée. »</w:t>
+      </w:r>
+    </w:p>
+    <w:p>
+      <w:pPr>
+        <w:spacing w:before="60" w:after="60"/>
+      </w:pPr>
+      <w:r>
+        <w:rPr>
+          <w:sz w:val="20"/>
+        </w:rPr>
+        <w:t xml:space="preserve">3. (¶28) « Retrogrades and Reincarnation (Samuel Weiser Inc., 1975 ; édition principale 1977, 204 pages, ISBN 0877283451). »</w:t>
+      </w:r>
+    </w:p>
+    <w:p>
+      <w:pPr>
+        <w:spacing w:before="60" w:after="60"/>
+      </w:pPr>
+      <w:r>
+        <w:rPr>
+          <w:sz w:val="20"/>
+        </w:rPr>
+        <w:t xml:space="preserve">4. (¶29) « Notice bibliographique : openlibrary.org/books/OL8111269M (HTTP 200, testé 24/09/2026). »</w:t>
+      </w:r>
+    </w:p>
+    <w:p>
+      <w:pPr>
+        <w:spacing w:before="60" w:after="60"/>
+      </w:pPr>
+      <w:r>
+        <w:rPr>
+          <w:sz w:val="20"/>
+        </w:rPr>
+        <w:t xml:space="preserve">5. (¶45) « Retrograde motion represents an internalization of a planet's archetype. […] »</w:t>
+      </w:r>
+    </w:p>
+    <w:p>
+      <w:pPr>
+        <w:spacing w:before="60" w:after="60"/>
+      </w:pPr>
+      <w:r>
+        <w:rPr>
+          <w:sz w:val="20"/>
+        </w:rPr>
+        <w:t xml:space="preserve">6. (¶100) « Sur astro.com — Extended Chart Selection (HTTP 200, testé 17/09/2026), les planètes rétrogrades sont signalées par la lettre Я (ou « R ») à droite du symbole de la planète dans la liste ou dans la roue. »</w:t>
+      </w:r>
+    </w:p>
+    <w:p>
+      <w:pPr>
+        <w:spacing w:before="60" w:after="60"/>
+      </w:pPr>
+      <w:r>
+        <w:rPr>
+          <w:sz w:val="20"/>
+        </w:rPr>
+        <w:t xml:space="preserve">7. (¶139) « Astro.com — Extended Chart Selection : astro.com/cgi/chart.cgi (HTTP 200, testé 24/09/2026. Thème natal avec planètes rétrogrades signalées Я.) »</w:t>
+      </w:r>
+    </w:p>
+    <w:p>
+      <w:pPr>
+        <w:spacing w:before="60" w:after="60"/>
+      </w:pPr>
+      <w:r>
+        <w:rPr>
+          <w:sz w:val="20"/>
+        </w:rPr>
+        <w:t xml:space="preserve">8. (¶122) « (HTTP 200, testé 17/09/2026). » (date de l'exécution précédente)</w:t>
+      </w:r>
+    </w:p>
+    <w:p>
+      <w:pPr>
+        <w:spacing w:before="60" w:after="60"/>
+      </w:pPr>
+      <w:r>
+        <w:rPr>
+          <w:sz w:val="20"/>
+        </w:rPr>
+        <w:t xml:space="preserve">9. (¶136) « (HTTP 200, testé 17/09/2026). » (date de l'exécution précédente)</w:t>
+      </w:r>
+    </w:p>
+    <w:p>
+      <w:pPr>
+        <w:spacing w:before="60" w:after="60"/>
+      </w:pPr>
+      <w:r>
+        <w:rPr>
+          <w:sz w:val="20"/>
+        </w:rPr>
+        <w:t xml:space="preserve">10. (¶137) « (HTTP 200, texte intégral 24 pages, testé 17/09/2026). » (date de l'exécution précédente)</w:t>
+      </w:r>
+    </w:p>
+    <w:p>
+      <w:pPr>
+        <w:spacing w:before="60" w:after="60"/>
+      </w:pPr>
+      <w:r>
+        <w:rPr>
+          <w:sz w:val="20"/>
+        </w:rPr>
+        <w:t xml:space="preserve">11. (¶134) « Martin Schulman — Karmic Astrology, vol. II : Retrogrades and Reincarnation (Samuel Weiser Inc., 1975 ; édition principale 1977, 204 p., ISBN 0877283451) — notice bibliographique : openlibrary.org/books/OL8111269M (HTTP 200, testé 24/09/2026). »</w:t>
       </w:r>
     </w:p>
     <w:sectPr>

--- a/livrables/lecons/astrologie-karmique/2026-09-24_lecon-astrologie-karmique_08_retrogradations-mouvement-apparent-lecture.docx
+++ b/livrables/lecons/astrologie-karmique/2026-09-24_lecon-astrologie-karmique_08_retrogradations-mouvement-apparent-lecture.docx
@@ -418,7 +418,7 @@
             <w:szCs w:val="22"/>
             <w:u w:val="single"/>
           </w:rPr>
-          <w:t xml:space="preserve">media4.obspm.fr</w:t>
+          <w:t xml:space="preserve">web.archive.org/web/20260521113830/media4.obspm.fr</w:t>
         </w:r>
       </w:hyperlink>
       <w:r>
@@ -429,6 +429,17 @@
           <w:szCs w:val="22"/>
         </w:rPr>
         <w:t xml:space="preserve">, auteurs Marc Fouchard, S. Renner, Stéphane Erard, IMCCE/obspm.fr, 200 — 1 279 chars, testé 24/09/2026) illustre le phénomène pour Mars : « le mouvement de Mars vu depuis la Terre montre des périodes pendant lesquelles Mars se déplace dans le sens inverse au Soleil par rapport au fond d'étoiles fixes » — phrase extraite du texte complet relu pendant cette exécution. Ce sont les deux orbites (Terre et Mars autour du Soleil) qui produisent l'effet, visible dans l'animation fournie par la page.</w:t>
+      </w:r>
+      <w:r>
+        <w:rPr>
+          <w:rFonts w:ascii="Times New Roman" w:cs="Times New Roman" w:eastAsia="Times New Roman" w:hAnsi="Times New Roman"/>
+          <w:i/>
+          <w:iCs/>
+          <w:color w:val="6B7280"/>
+          <w:sz w:val="20"/>
+          <w:szCs w:val="20"/>
+        </w:rPr>
+        <w:t xml:space="preserve">   [Corrigé le 25/10/2026 : adresse d'origine « media4.obspm.fr/public/AAM/pages_def/intro-retrogradation-mars.html » ; tout l'hébergement de l'Observatoire de Paris est injoignable — HTTP 000 et curl exit 28 (délai) AVEC ET SANS le faisceau de certificats du dépôt, aucune réponse TCP sur le port 443 alors que le DNS résout, et www.obspm.fr est muet de la même façon : ni le document, ni notre pile TLS. La page est désormais citée dans l'archive du 21/05/2026, et la citation de ce paragraphe y est LITTÉRALEMENT présente, de même que les trois auteurs. Détail au journal.]</w:t>
       </w:r>
     </w:p>
     <w:p>
@@ -2518,7 +2529,7 @@
             <w:szCs w:val="22"/>
             <w:u w:val="single"/>
           </w:rPr>
-          <w:t xml:space="preserve">media4.obspm.fr/public/AAM/pages_def/intro-retrogradation-mars.html</w:t>
+          <w:t xml:space="preserve">web.archive.org/web/20260521113830/media4.obspm.fr/public/AAM/pages_def/intro-retrogradation-mars.html</w:t>
         </w:r>
       </w:hyperlink>
       <w:r>
@@ -2529,6 +2540,17 @@
           <w:szCs w:val="22"/>
         </w:rPr>
         <w:t xml:space="preserve"> (HTTP 200 — 1 279 chars, texte complet lu pendant cette exécution. Source IMCCE/Observatoire de Paris.)</w:t>
+      </w:r>
+      <w:r>
+        <w:rPr>
+          <w:rFonts w:ascii="Times New Roman" w:cs="Times New Roman" w:eastAsia="Times New Roman" w:hAnsi="Times New Roman"/>
+          <w:i/>
+          <w:iCs/>
+          <w:color w:val="6B7280"/>
+          <w:sz w:val="20"/>
+          <w:szCs w:val="20"/>
+        </w:rPr>
+        <w:t xml:space="preserve">   [Corrigé le 25/10/2026 : adresse d'origine « media4.obspm.fr/public/AAM/pages_def/intro-retrogradation-mars.html » ; tout l'hébergement de l'Observatoire de Paris est injoignable — HTTP 000 et curl exit 28 (délai) AVEC ET SANS le faisceau de certificats du dépôt, aucune réponse TCP sur le port 443 alors que le DNS résout, et www.obspm.fr est muet de la même façon : ni le document, ni notre pile TLS. Archive du 21/05/2026 — HTTP 200 et 1 334 caractères utiles, dont une cinquantaine d'habillage de l'archive : les « 1 279 chars » annoncés par cette ligne sont donc confirmés. Détail au journal.]</w:t>
       </w:r>
     </w:p>
     <w:p>
@@ -3241,6 +3263,64 @@
           <w:sz w:val="20"/>
         </w:rPr>
         <w:t xml:space="preserve">11. (¶134) « Martin Schulman — Karmic Astrology, vol. II : Retrogrades and Reincarnation (Samuel Weiser Inc., 1975 ; édition principale 1977, 204 p., ISBN 0877283451) — notice bibliographique : openlibrary.org/books/OL8111269M (HTTP 200, testé 24/09/2026). »</w:t>
+      </w:r>
+    </w:p>
+    <w:p>
+      <w:pPr>
+        <w:spacing w:after="120" w:before="320"/>
+      </w:pPr>
+      <w:r>
+        <w:rPr>
+          <w:rFonts w:ascii="Times New Roman" w:cs="Times New Roman" w:eastAsia="Times New Roman" w:hAnsi="Times New Roman"/>
+          <w:b/>
+          <w:bCs/>
+          <w:color w:val="1B3A6B"/>
+          <w:sz w:val="28"/>
+          <w:szCs w:val="28"/>
+        </w:rPr>
+        <w:t xml:space="preserve">📝 Journal des corrections — 25 octobre 2026</w:t>
+      </w:r>
+    </w:p>
+    <w:p>
+      <w:pPr>
+        <w:spacing w:after="80"/>
+      </w:pPr>
+      <w:r>
+        <w:rPr>
+          <w:rFonts w:ascii="Times New Roman" w:cs="Times New Roman" w:eastAsia="Times New Roman" w:hAnsi="Times New Roman"/>
+          <w:color w:val="1F2937"/>
+          <w:sz w:val="22"/>
+          <w:szCs w:val="22"/>
+        </w:rPr>
+        <w:t xml:space="preserve">Les deux citations de l'adresse de l'Observatoire de Paris — celle du §1 et celle de la rubrique Ressources — sont repointées sur l'Internet Archive. La page ne répond plus : tout l'hébergement de l'Observatoire de Paris est injoignable — HTTP 000 et curl exit 28 (délai) AVEC ET SANS le faisceau de certificats du dépôt, aucune réponse TCP sur le port 443 alors que le DNS résout, et www.obspm.fr est muet de la même façon : ni le document, ni notre pile TLS. Ce n'est donc pas une page morte mais un hébergement éteint, et c'est la même panne que celle qui frappe les adresses promenade.imcce.fr des leçons 01 à 06 : les deux noms résolvent vers des machines de l'Observatoire de Paris. L'Internet Archive le corrobore indépendamment de nos sondes — plus aucun instantané de www.obspm.fr après le 16/10/2026.</w:t>
+      </w:r>
+    </w:p>
+    <w:p>
+      <w:pPr>
+        <w:spacing w:after="80"/>
+      </w:pPr>
+      <w:r>
+        <w:rPr>
+          <w:rFonts w:ascii="Times New Roman" w:cs="Times New Roman" w:eastAsia="Times New Roman" w:hAnsi="Times New Roman"/>
+          <w:color w:val="1F2937"/>
+          <w:sz w:val="22"/>
+          <w:szCs w:val="22"/>
+        </w:rPr>
+        <w:t xml:space="preserve">L'archive retenue est du 21/05/2026, quatre mois avant la lecture annoncée du 24/09/2026, et son empreinte de contenu est identique à celle des sept instantanés de cette page depuis le 26/07/2014. La page n'a pas changé en douze ans : ce qui a été lu le 24/09 est exactement ce que porte l'archive. Quand l'empreinte est inchangée de part et d'autre de la lecture, l'identité du contenu est prouvée directement, et la proximité de l'instantané cesse d'être le critère.</w:t>
+      </w:r>
+    </w:p>
+    <w:p>
+      <w:pPr>
+        <w:spacing w:after="80"/>
+      </w:pPr>
+      <w:r>
+        <w:rPr>
+          <w:rFonts w:ascii="Times New Roman" w:cs="Times New Roman" w:eastAsia="Times New Roman" w:hAnsi="Times New Roman"/>
+          <w:color w:val="1F2937"/>
+          <w:sz w:val="22"/>
+          <w:szCs w:val="22"/>
+        </w:rPr>
+        <w:t xml:space="preserve">Trois vérifications de contenu sur la page archivée, toutes concluantes. La citation du §1 — « le mouvement de Mars vu depuis la Terre montre des périodes pendant lesquelles Mars se déplace dans le sens inverse au Soleil par rapport au fond d'étoiles fixes » — est LITTÉRALEMENT présente, la seule différence étant la capitale initiale, abaissée parce que la citation est intégrée à la phrase. Les trois auteurs annoncés, Marc Fouchard, S. Renner et Stéphane Erard, sont nommés sur la page, dans cet ordre. Et la taille annoncée, « 1 279 chars », est confirmée : l'archive mesure 1 334 caractères utiles, dont une cinquantaine d'habillage. Cette page est réellement courte — c'est un énoncé d'exercice accompagné d'une animation —, elle n'est pas une façade.</w:t>
       </w:r>
     </w:p>
     <w:sectPr>
